--- a/shared_output/Q3_Guardrails_Eval_Agents/Q3_Guardrails_Eval_Agents.docx
+++ b/shared_output/Q3_Guardrails_Eval_Agents/Q3_Guardrails_Eval_Agents.docx
@@ -653,7 +653,7 @@
               <w:rPr>
                 <w:sz w:val="17"/>
               </w:rPr>
-              <w:t>Fraction of questions where a gold chunk appears in the top four; also report strict all-evidence recall for multi-chunk items.</w:t>
+              <w:t>Set-based Recall@4 = retrieved gold chunks divided by all gold relevant chunks; report Hit@4 separately and strict full-evidence recall for multi-chunk items.</w:t>
             </w:r>
           </w:p>
         </w:tc>

--- a/shared_output/Q3_Guardrails_Eval_Agents/Q3_Guardrails_Eval_Agents.docx
+++ b/shared_output/Q3_Guardrails_Eval_Agents/Q3_Guardrails_Eval_Agents.docx
@@ -1068,6 +1068,1101 @@
     </w:p>
     <w:p>
       <w:pPr>
+        <w:pStyle w:val="Heading2"/>
+      </w:pPr>
+      <w:r>
+        <w:t>Ragas evidence-quality evaluation</w:t>
+      </w:r>
+    </w:p>
+    <w:p>
+      <w:r>
+        <w:t>Why Ragas. Fluent answers can still use irrelevant evidence, omit reference facts, or introduce unsupported claims. Ragas complements deterministic Recall@k, MRR, citation, abstention, and safety checks by evaluating retrieval and generation separately. The six metrics remain separate diagnostics; they are not averaged into one score.</w:t>
+      </w:r>
+    </w:p>
+    <w:p>
+      <w:pPr>
+        <w:pStyle w:val="Heading3"/>
+      </w:pPr>
+      <w:r>
+        <w:t>Metrics used</w:t>
+      </w:r>
+    </w:p>
+    <w:tbl>
+      <w:tblPr>
+        <w:tblStyle w:val="TableGrid"/>
+        <w:tblW w:type="dxa" w:w="9360"/>
+        <w:tblLayout w:type="fixed"/>
+        <w:tblLook w:firstColumn="1" w:firstRow="1" w:lastColumn="0" w:lastRow="0" w:noHBand="0" w:noVBand="1" w:val="04A0"/>
+      </w:tblPr>
+      <w:tblGrid>
+        <w:gridCol w:w="1700"/>
+        <w:gridCol w:w="2550"/>
+        <w:gridCol w:w="5110"/>
+      </w:tblGrid>
+      <w:tr>
+        <w:tc>
+          <w:tcPr>
+            <w:tcW w:type="dxa" w:w="1700"/>
+            <w:shd w:fill="1F4E78"/>
+            <w:vAlign w:val="center"/>
+          </w:tcPr>
+          <w:p>
+            <w:pPr>
+              <w:spacing w:before="0" w:after="0" w:line="240" w:lineRule="auto"/>
+            </w:pPr>
+            <w:r>
+              <w:rPr>
+                <w:b/>
+                <w:color w:val="FFFFFF"/>
+                <w:sz w:val="15"/>
+              </w:rPr>
+              <w:t>Metric</w:t>
+            </w:r>
+          </w:p>
+        </w:tc>
+        <w:tc>
+          <w:tcPr>
+            <w:tcW w:type="dxa" w:w="2550"/>
+            <w:shd w:fill="1F4E78"/>
+            <w:vAlign w:val="center"/>
+          </w:tcPr>
+          <w:p>
+            <w:pPr>
+              <w:spacing w:before="0" w:after="0" w:line="240" w:lineRule="auto"/>
+            </w:pPr>
+            <w:r>
+              <w:rPr>
+                <w:b/>
+                <w:color w:val="FFFFFF"/>
+                <w:sz w:val="15"/>
+              </w:rPr>
+              <w:t>Primary inputs</w:t>
+            </w:r>
+          </w:p>
+        </w:tc>
+        <w:tc>
+          <w:tcPr>
+            <w:tcW w:type="dxa" w:w="5110"/>
+            <w:shd w:fill="1F4E78"/>
+            <w:vAlign w:val="center"/>
+          </w:tcPr>
+          <w:p>
+            <w:pPr>
+              <w:spacing w:before="0" w:after="0" w:line="240" w:lineRule="auto"/>
+            </w:pPr>
+            <w:r>
+              <w:rPr>
+                <w:b/>
+                <w:color w:val="FFFFFF"/>
+                <w:sz w:val="15"/>
+              </w:rPr>
+              <w:t>Question answered</w:t>
+            </w:r>
+          </w:p>
+        </w:tc>
+      </w:tr>
+      <w:tr>
+        <w:tc>
+          <w:tcPr>
+            <w:tcW w:type="dxa" w:w="1700"/>
+            <w:vAlign w:val="center"/>
+          </w:tcPr>
+          <w:p>
+            <w:pPr>
+              <w:spacing w:before="0" w:after="0" w:line="240" w:lineRule="auto"/>
+            </w:pPr>
+            <w:r>
+              <w:rPr>
+                <w:sz w:val="15"/>
+              </w:rPr>
+              <w:t>Faithfulness</w:t>
+            </w:r>
+          </w:p>
+        </w:tc>
+        <w:tc>
+          <w:tcPr>
+            <w:tcW w:type="dxa" w:w="2550"/>
+            <w:vAlign w:val="center"/>
+          </w:tcPr>
+          <w:p>
+            <w:pPr>
+              <w:spacing w:before="0" w:after="0" w:line="240" w:lineRule="auto"/>
+            </w:pPr>
+            <w:r>
+              <w:rPr>
+                <w:sz w:val="15"/>
+              </w:rPr>
+              <w:t>Answer + generation contexts</w:t>
+            </w:r>
+          </w:p>
+        </w:tc>
+        <w:tc>
+          <w:tcPr>
+            <w:tcW w:type="dxa" w:w="5110"/>
+            <w:vAlign w:val="center"/>
+          </w:tcPr>
+          <w:p>
+            <w:pPr>
+              <w:spacing w:before="0" w:after="0" w:line="240" w:lineRule="auto"/>
+            </w:pPr>
+            <w:r>
+              <w:rPr>
+                <w:sz w:val="15"/>
+              </w:rPr>
+              <w:t>Are factual claims supported by supplied evidence?</w:t>
+            </w:r>
+          </w:p>
+        </w:tc>
+      </w:tr>
+      <w:tr>
+        <w:tc>
+          <w:tcPr>
+            <w:tcW w:type="dxa" w:w="1700"/>
+            <w:vAlign w:val="center"/>
+          </w:tcPr>
+          <w:p>
+            <w:pPr>
+              <w:spacing w:before="0" w:after="0" w:line="240" w:lineRule="auto"/>
+            </w:pPr>
+            <w:r>
+              <w:rPr>
+                <w:sz w:val="15"/>
+              </w:rPr>
+              <w:t>Answer relevancy</w:t>
+            </w:r>
+          </w:p>
+        </w:tc>
+        <w:tc>
+          <w:tcPr>
+            <w:tcW w:type="dxa" w:w="2550"/>
+            <w:vAlign w:val="center"/>
+          </w:tcPr>
+          <w:p>
+            <w:pPr>
+              <w:spacing w:before="0" w:after="0" w:line="240" w:lineRule="auto"/>
+            </w:pPr>
+            <w:r>
+              <w:rPr>
+                <w:sz w:val="15"/>
+              </w:rPr>
+              <w:t>Question + answer</w:t>
+            </w:r>
+          </w:p>
+        </w:tc>
+        <w:tc>
+          <w:tcPr>
+            <w:tcW w:type="dxa" w:w="5110"/>
+            <w:vAlign w:val="center"/>
+          </w:tcPr>
+          <w:p>
+            <w:pPr>
+              <w:spacing w:before="0" w:after="0" w:line="240" w:lineRule="auto"/>
+            </w:pPr>
+            <w:r>
+              <w:rPr>
+                <w:sz w:val="15"/>
+              </w:rPr>
+              <w:t>Does the response directly address the question?</w:t>
+            </w:r>
+          </w:p>
+        </w:tc>
+      </w:tr>
+      <w:tr>
+        <w:tc>
+          <w:tcPr>
+            <w:tcW w:type="dxa" w:w="1700"/>
+            <w:vAlign w:val="center"/>
+          </w:tcPr>
+          <w:p>
+            <w:pPr>
+              <w:spacing w:before="0" w:after="0" w:line="240" w:lineRule="auto"/>
+            </w:pPr>
+            <w:r>
+              <w:rPr>
+                <w:sz w:val="15"/>
+              </w:rPr>
+              <w:t>Context precision</w:t>
+            </w:r>
+          </w:p>
+        </w:tc>
+        <w:tc>
+          <w:tcPr>
+            <w:tcW w:type="dxa" w:w="2550"/>
+            <w:vAlign w:val="center"/>
+          </w:tcPr>
+          <w:p>
+            <w:pPr>
+              <w:spacing w:before="0" w:after="0" w:line="240" w:lineRule="auto"/>
+            </w:pPr>
+            <w:r>
+              <w:rPr>
+                <w:sz w:val="15"/>
+              </w:rPr>
+              <w:t>Question + ranked contexts + reference</w:t>
+            </w:r>
+          </w:p>
+        </w:tc>
+        <w:tc>
+          <w:tcPr>
+            <w:tcW w:type="dxa" w:w="5110"/>
+            <w:vAlign w:val="center"/>
+          </w:tcPr>
+          <w:p>
+            <w:pPr>
+              <w:spacing w:before="0" w:after="0" w:line="240" w:lineRule="auto"/>
+            </w:pPr>
+            <w:r>
+              <w:rPr>
+                <w:sz w:val="15"/>
+              </w:rPr>
+              <w:t>Is relevant evidence ranked early with limited noise?</w:t>
+            </w:r>
+          </w:p>
+        </w:tc>
+      </w:tr>
+      <w:tr>
+        <w:tc>
+          <w:tcPr>
+            <w:tcW w:type="dxa" w:w="1700"/>
+            <w:vAlign w:val="center"/>
+          </w:tcPr>
+          <w:p>
+            <w:pPr>
+              <w:spacing w:before="0" w:after="0" w:line="240" w:lineRule="auto"/>
+            </w:pPr>
+            <w:r>
+              <w:rPr>
+                <w:sz w:val="15"/>
+              </w:rPr>
+              <w:t>Context recall</w:t>
+            </w:r>
+          </w:p>
+        </w:tc>
+        <w:tc>
+          <w:tcPr>
+            <w:tcW w:type="dxa" w:w="2550"/>
+            <w:vAlign w:val="center"/>
+          </w:tcPr>
+          <w:p>
+            <w:pPr>
+              <w:spacing w:before="0" w:after="0" w:line="240" w:lineRule="auto"/>
+            </w:pPr>
+            <w:r>
+              <w:rPr>
+                <w:sz w:val="15"/>
+              </w:rPr>
+              <w:t>Contexts + reference</w:t>
+            </w:r>
+          </w:p>
+        </w:tc>
+        <w:tc>
+          <w:tcPr>
+            <w:tcW w:type="dxa" w:w="5110"/>
+            <w:vAlign w:val="center"/>
+          </w:tcPr>
+          <w:p>
+            <w:pPr>
+              <w:spacing w:before="0" w:after="0" w:line="240" w:lineRule="auto"/>
+            </w:pPr>
+            <w:r>
+              <w:rPr>
+                <w:sz w:val="15"/>
+              </w:rPr>
+              <w:t>Do retrieved passages cover the reference facts?</w:t>
+            </w:r>
+          </w:p>
+        </w:tc>
+      </w:tr>
+      <w:tr>
+        <w:tc>
+          <w:tcPr>
+            <w:tcW w:type="dxa" w:w="1700"/>
+            <w:vAlign w:val="center"/>
+          </w:tcPr>
+          <w:p>
+            <w:pPr>
+              <w:spacing w:before="0" w:after="0" w:line="240" w:lineRule="auto"/>
+            </w:pPr>
+            <w:r>
+              <w:rPr>
+                <w:sz w:val="15"/>
+              </w:rPr>
+              <w:t>Answer correctness</w:t>
+            </w:r>
+          </w:p>
+        </w:tc>
+        <w:tc>
+          <w:tcPr>
+            <w:tcW w:type="dxa" w:w="2550"/>
+            <w:vAlign w:val="center"/>
+          </w:tcPr>
+          <w:p>
+            <w:pPr>
+              <w:spacing w:before="0" w:after="0" w:line="240" w:lineRule="auto"/>
+            </w:pPr>
+            <w:r>
+              <w:rPr>
+                <w:sz w:val="15"/>
+              </w:rPr>
+              <w:t>Answer + reference</w:t>
+            </w:r>
+          </w:p>
+        </w:tc>
+        <w:tc>
+          <w:tcPr>
+            <w:tcW w:type="dxa" w:w="5110"/>
+            <w:vAlign w:val="center"/>
+          </w:tcPr>
+          <w:p>
+            <w:pPr>
+              <w:spacing w:before="0" w:after="0" w:line="240" w:lineRule="auto"/>
+            </w:pPr>
+            <w:r>
+              <w:rPr>
+                <w:sz w:val="15"/>
+              </w:rPr>
+              <w:t>Does the response agree factually and semantically with the reference?</w:t>
+            </w:r>
+          </w:p>
+        </w:tc>
+      </w:tr>
+      <w:tr>
+        <w:tc>
+          <w:tcPr>
+            <w:tcW w:type="dxa" w:w="1700"/>
+            <w:vAlign w:val="center"/>
+          </w:tcPr>
+          <w:p>
+            <w:pPr>
+              <w:spacing w:before="0" w:after="0" w:line="240" w:lineRule="auto"/>
+            </w:pPr>
+            <w:r>
+              <w:rPr>
+                <w:sz w:val="15"/>
+              </w:rPr>
+              <w:t>Answer similarity</w:t>
+            </w:r>
+          </w:p>
+        </w:tc>
+        <w:tc>
+          <w:tcPr>
+            <w:tcW w:type="dxa" w:w="2550"/>
+            <w:vAlign w:val="center"/>
+          </w:tcPr>
+          <w:p>
+            <w:pPr>
+              <w:spacing w:before="0" w:after="0" w:line="240" w:lineRule="auto"/>
+            </w:pPr>
+            <w:r>
+              <w:rPr>
+                <w:sz w:val="15"/>
+              </w:rPr>
+              <w:t>Answer + reference embeddings</w:t>
+            </w:r>
+          </w:p>
+        </w:tc>
+        <w:tc>
+          <w:tcPr>
+            <w:tcW w:type="dxa" w:w="5110"/>
+            <w:vAlign w:val="center"/>
+          </w:tcPr>
+          <w:p>
+            <w:pPr>
+              <w:spacing w:before="0" w:after="0" w:line="240" w:lineRule="auto"/>
+            </w:pPr>
+            <w:r>
+              <w:rPr>
+                <w:sz w:val="15"/>
+              </w:rPr>
+              <w:t>How close is the answer's meaning to the reference?</w:t>
+            </w:r>
+          </w:p>
+        </w:tc>
+      </w:tr>
+    </w:tbl>
+    <w:p>
+      <w:pPr>
+        <w:pStyle w:val="Heading3"/>
+      </w:pPr>
+      <w:r>
+        <w:t>Three-question results</w:t>
+      </w:r>
+    </w:p>
+    <w:tbl>
+      <w:tblPr>
+        <w:tblStyle w:val="TableGrid"/>
+        <w:tblW w:type="dxa" w:w="9360"/>
+        <w:tblLayout w:type="fixed"/>
+        <w:tblLook w:firstColumn="1" w:firstRow="1" w:lastColumn="0" w:lastRow="0" w:noHBand="0" w:noVBand="1" w:val="04A0"/>
+      </w:tblPr>
+      <w:tblGrid>
+        <w:gridCol w:w="3000"/>
+        <w:gridCol w:w="1500"/>
+        <w:gridCol w:w="1500"/>
+        <w:gridCol w:w="1500"/>
+        <w:gridCol w:w="1860"/>
+      </w:tblGrid>
+      <w:tr>
+        <w:tc>
+          <w:tcPr>
+            <w:tcW w:type="dxa" w:w="3000"/>
+            <w:shd w:fill="1F4E78"/>
+            <w:vAlign w:val="center"/>
+          </w:tcPr>
+          <w:p>
+            <w:pPr>
+              <w:spacing w:before="0" w:after="0" w:line="240" w:lineRule="auto"/>
+            </w:pPr>
+            <w:r>
+              <w:rPr>
+                <w:b/>
+                <w:color w:val="FFFFFF"/>
+                <w:sz w:val="15"/>
+              </w:rPr>
+              <w:t>Metric</w:t>
+            </w:r>
+          </w:p>
+        </w:tc>
+        <w:tc>
+          <w:tcPr>
+            <w:tcW w:type="dxa" w:w="1500"/>
+            <w:shd w:fill="1F4E78"/>
+            <w:vAlign w:val="center"/>
+          </w:tcPr>
+          <w:p>
+            <w:pPr>
+              <w:spacing w:before="0" w:after="0" w:line="240" w:lineRule="auto"/>
+            </w:pPr>
+            <w:r>
+              <w:rPr>
+                <w:b/>
+                <w:color w:val="FFFFFF"/>
+                <w:sz w:val="15"/>
+              </w:rPr>
+              <w:t>Q220</w:t>
+            </w:r>
+          </w:p>
+        </w:tc>
+        <w:tc>
+          <w:tcPr>
+            <w:tcW w:type="dxa" w:w="1500"/>
+            <w:shd w:fill="1F4E78"/>
+            <w:vAlign w:val="center"/>
+          </w:tcPr>
+          <w:p>
+            <w:pPr>
+              <w:spacing w:before="0" w:after="0" w:line="240" w:lineRule="auto"/>
+            </w:pPr>
+            <w:r>
+              <w:rPr>
+                <w:b/>
+                <w:color w:val="FFFFFF"/>
+                <w:sz w:val="15"/>
+              </w:rPr>
+              <w:t>Q1016</w:t>
+            </w:r>
+          </w:p>
+        </w:tc>
+        <w:tc>
+          <w:tcPr>
+            <w:tcW w:type="dxa" w:w="1500"/>
+            <w:shd w:fill="1F4E78"/>
+            <w:vAlign w:val="center"/>
+          </w:tcPr>
+          <w:p>
+            <w:pPr>
+              <w:spacing w:before="0" w:after="0" w:line="240" w:lineRule="auto"/>
+            </w:pPr>
+            <w:r>
+              <w:rPr>
+                <w:b/>
+                <w:color w:val="FFFFFF"/>
+                <w:sz w:val="15"/>
+              </w:rPr>
+              <w:t>Q1226</w:t>
+            </w:r>
+          </w:p>
+        </w:tc>
+        <w:tc>
+          <w:tcPr>
+            <w:tcW w:type="dxa" w:w="1860"/>
+            <w:shd w:fill="1F4E78"/>
+            <w:vAlign w:val="center"/>
+          </w:tcPr>
+          <w:p>
+            <w:pPr>
+              <w:spacing w:before="0" w:after="0" w:line="240" w:lineRule="auto"/>
+            </w:pPr>
+            <w:r>
+              <w:rPr>
+                <w:b/>
+                <w:color w:val="FFFFFF"/>
+                <w:sz w:val="15"/>
+              </w:rPr>
+              <w:t>Mean</w:t>
+            </w:r>
+          </w:p>
+        </w:tc>
+      </w:tr>
+      <w:tr>
+        <w:tc>
+          <w:tcPr>
+            <w:tcW w:type="dxa" w:w="3000"/>
+            <w:vAlign w:val="center"/>
+          </w:tcPr>
+          <w:p>
+            <w:pPr>
+              <w:spacing w:before="0" w:after="0" w:line="240" w:lineRule="auto"/>
+            </w:pPr>
+            <w:r>
+              <w:rPr>
+                <w:sz w:val="15"/>
+              </w:rPr>
+              <w:t>Faithfulness</w:t>
+            </w:r>
+          </w:p>
+        </w:tc>
+        <w:tc>
+          <w:tcPr>
+            <w:tcW w:type="dxa" w:w="1500"/>
+            <w:vAlign w:val="center"/>
+          </w:tcPr>
+          <w:p>
+            <w:pPr>
+              <w:spacing w:before="0" w:after="0" w:line="240" w:lineRule="auto"/>
+              <w:jc w:val="center"/>
+            </w:pPr>
+            <w:r>
+              <w:rPr>
+                <w:sz w:val="15"/>
+              </w:rPr>
+              <w:t>0.5000</w:t>
+            </w:r>
+          </w:p>
+        </w:tc>
+        <w:tc>
+          <w:tcPr>
+            <w:tcW w:type="dxa" w:w="1500"/>
+            <w:vAlign w:val="center"/>
+          </w:tcPr>
+          <w:p>
+            <w:pPr>
+              <w:spacing w:before="0" w:after="0" w:line="240" w:lineRule="auto"/>
+              <w:jc w:val="center"/>
+            </w:pPr>
+            <w:r>
+              <w:rPr>
+                <w:sz w:val="15"/>
+              </w:rPr>
+              <w:t>1.0000</w:t>
+            </w:r>
+          </w:p>
+        </w:tc>
+        <w:tc>
+          <w:tcPr>
+            <w:tcW w:type="dxa" w:w="1500"/>
+            <w:vAlign w:val="center"/>
+          </w:tcPr>
+          <w:p>
+            <w:pPr>
+              <w:spacing w:before="0" w:after="0" w:line="240" w:lineRule="auto"/>
+              <w:jc w:val="center"/>
+            </w:pPr>
+            <w:r>
+              <w:rPr>
+                <w:sz w:val="15"/>
+              </w:rPr>
+              <w:t>1.0000</w:t>
+            </w:r>
+          </w:p>
+        </w:tc>
+        <w:tc>
+          <w:tcPr>
+            <w:tcW w:type="dxa" w:w="1860"/>
+            <w:vAlign w:val="center"/>
+          </w:tcPr>
+          <w:p>
+            <w:pPr>
+              <w:spacing w:before="0" w:after="0" w:line="240" w:lineRule="auto"/>
+              <w:jc w:val="center"/>
+            </w:pPr>
+            <w:r>
+              <w:rPr>
+                <w:sz w:val="15"/>
+              </w:rPr>
+              <w:t>0.8333</w:t>
+            </w:r>
+          </w:p>
+        </w:tc>
+      </w:tr>
+      <w:tr>
+        <w:tc>
+          <w:tcPr>
+            <w:tcW w:type="dxa" w:w="3000"/>
+            <w:vAlign w:val="center"/>
+          </w:tcPr>
+          <w:p>
+            <w:pPr>
+              <w:spacing w:before="0" w:after="0" w:line="240" w:lineRule="auto"/>
+            </w:pPr>
+            <w:r>
+              <w:rPr>
+                <w:sz w:val="15"/>
+              </w:rPr>
+              <w:t>Answer relevancy</w:t>
+            </w:r>
+          </w:p>
+        </w:tc>
+        <w:tc>
+          <w:tcPr>
+            <w:tcW w:type="dxa" w:w="1500"/>
+            <w:vAlign w:val="center"/>
+          </w:tcPr>
+          <w:p>
+            <w:pPr>
+              <w:spacing w:before="0" w:after="0" w:line="240" w:lineRule="auto"/>
+              <w:jc w:val="center"/>
+            </w:pPr>
+            <w:r>
+              <w:rPr>
+                <w:sz w:val="15"/>
+              </w:rPr>
+              <w:t>0.8132</w:t>
+            </w:r>
+          </w:p>
+        </w:tc>
+        <w:tc>
+          <w:tcPr>
+            <w:tcW w:type="dxa" w:w="1500"/>
+            <w:vAlign w:val="center"/>
+          </w:tcPr>
+          <w:p>
+            <w:pPr>
+              <w:spacing w:before="0" w:after="0" w:line="240" w:lineRule="auto"/>
+              <w:jc w:val="center"/>
+            </w:pPr>
+            <w:r>
+              <w:rPr>
+                <w:sz w:val="15"/>
+              </w:rPr>
+              <w:t>1.0000</w:t>
+            </w:r>
+          </w:p>
+        </w:tc>
+        <w:tc>
+          <w:tcPr>
+            <w:tcW w:type="dxa" w:w="1500"/>
+            <w:vAlign w:val="center"/>
+          </w:tcPr>
+          <w:p>
+            <w:pPr>
+              <w:spacing w:before="0" w:after="0" w:line="240" w:lineRule="auto"/>
+              <w:jc w:val="center"/>
+            </w:pPr>
+            <w:r>
+              <w:rPr>
+                <w:sz w:val="15"/>
+              </w:rPr>
+              <w:t>0.7861</w:t>
+            </w:r>
+          </w:p>
+        </w:tc>
+        <w:tc>
+          <w:tcPr>
+            <w:tcW w:type="dxa" w:w="1860"/>
+            <w:vAlign w:val="center"/>
+          </w:tcPr>
+          <w:p>
+            <w:pPr>
+              <w:spacing w:before="0" w:after="0" w:line="240" w:lineRule="auto"/>
+              <w:jc w:val="center"/>
+            </w:pPr>
+            <w:r>
+              <w:rPr>
+                <w:sz w:val="15"/>
+              </w:rPr>
+              <w:t>0.8665</w:t>
+            </w:r>
+          </w:p>
+        </w:tc>
+      </w:tr>
+      <w:tr>
+        <w:tc>
+          <w:tcPr>
+            <w:tcW w:type="dxa" w:w="3000"/>
+            <w:vAlign w:val="center"/>
+          </w:tcPr>
+          <w:p>
+            <w:pPr>
+              <w:spacing w:before="0" w:after="0" w:line="240" w:lineRule="auto"/>
+            </w:pPr>
+            <w:r>
+              <w:rPr>
+                <w:sz w:val="15"/>
+              </w:rPr>
+              <w:t>Context precision</w:t>
+            </w:r>
+          </w:p>
+        </w:tc>
+        <w:tc>
+          <w:tcPr>
+            <w:tcW w:type="dxa" w:w="1500"/>
+            <w:vAlign w:val="center"/>
+          </w:tcPr>
+          <w:p>
+            <w:pPr>
+              <w:spacing w:before="0" w:after="0" w:line="240" w:lineRule="auto"/>
+              <w:jc w:val="center"/>
+            </w:pPr>
+            <w:r>
+              <w:rPr>
+                <w:sz w:val="15"/>
+              </w:rPr>
+              <w:t>1.0000</w:t>
+            </w:r>
+          </w:p>
+        </w:tc>
+        <w:tc>
+          <w:tcPr>
+            <w:tcW w:type="dxa" w:w="1500"/>
+            <w:vAlign w:val="center"/>
+          </w:tcPr>
+          <w:p>
+            <w:pPr>
+              <w:spacing w:before="0" w:after="0" w:line="240" w:lineRule="auto"/>
+              <w:jc w:val="center"/>
+            </w:pPr>
+            <w:r>
+              <w:rPr>
+                <w:sz w:val="15"/>
+              </w:rPr>
+              <w:t>1.0000</w:t>
+            </w:r>
+          </w:p>
+        </w:tc>
+        <w:tc>
+          <w:tcPr>
+            <w:tcW w:type="dxa" w:w="1500"/>
+            <w:vAlign w:val="center"/>
+          </w:tcPr>
+          <w:p>
+            <w:pPr>
+              <w:spacing w:before="0" w:after="0" w:line="240" w:lineRule="auto"/>
+              <w:jc w:val="center"/>
+            </w:pPr>
+            <w:r>
+              <w:rPr>
+                <w:sz w:val="15"/>
+              </w:rPr>
+              <w:t>1.0000</w:t>
+            </w:r>
+          </w:p>
+        </w:tc>
+        <w:tc>
+          <w:tcPr>
+            <w:tcW w:type="dxa" w:w="1860"/>
+            <w:vAlign w:val="center"/>
+          </w:tcPr>
+          <w:p>
+            <w:pPr>
+              <w:spacing w:before="0" w:after="0" w:line="240" w:lineRule="auto"/>
+              <w:jc w:val="center"/>
+            </w:pPr>
+            <w:r>
+              <w:rPr>
+                <w:sz w:val="15"/>
+              </w:rPr>
+              <w:t>1.0000</w:t>
+            </w:r>
+          </w:p>
+        </w:tc>
+      </w:tr>
+      <w:tr>
+        <w:tc>
+          <w:tcPr>
+            <w:tcW w:type="dxa" w:w="3000"/>
+            <w:vAlign w:val="center"/>
+          </w:tcPr>
+          <w:p>
+            <w:pPr>
+              <w:spacing w:before="0" w:after="0" w:line="240" w:lineRule="auto"/>
+            </w:pPr>
+            <w:r>
+              <w:rPr>
+                <w:sz w:val="15"/>
+              </w:rPr>
+              <w:t>Context recall</w:t>
+            </w:r>
+          </w:p>
+        </w:tc>
+        <w:tc>
+          <w:tcPr>
+            <w:tcW w:type="dxa" w:w="1500"/>
+            <w:vAlign w:val="center"/>
+          </w:tcPr>
+          <w:p>
+            <w:pPr>
+              <w:spacing w:before="0" w:after="0" w:line="240" w:lineRule="auto"/>
+              <w:jc w:val="center"/>
+            </w:pPr>
+            <w:r>
+              <w:rPr>
+                <w:sz w:val="15"/>
+              </w:rPr>
+              <w:t>1.0000</w:t>
+            </w:r>
+          </w:p>
+        </w:tc>
+        <w:tc>
+          <w:tcPr>
+            <w:tcW w:type="dxa" w:w="1500"/>
+            <w:vAlign w:val="center"/>
+          </w:tcPr>
+          <w:p>
+            <w:pPr>
+              <w:spacing w:before="0" w:after="0" w:line="240" w:lineRule="auto"/>
+              <w:jc w:val="center"/>
+            </w:pPr>
+            <w:r>
+              <w:rPr>
+                <w:sz w:val="15"/>
+              </w:rPr>
+              <w:t>1.0000</w:t>
+            </w:r>
+          </w:p>
+        </w:tc>
+        <w:tc>
+          <w:tcPr>
+            <w:tcW w:type="dxa" w:w="1500"/>
+            <w:vAlign w:val="center"/>
+          </w:tcPr>
+          <w:p>
+            <w:pPr>
+              <w:spacing w:before="0" w:after="0" w:line="240" w:lineRule="auto"/>
+              <w:jc w:val="center"/>
+            </w:pPr>
+            <w:r>
+              <w:rPr>
+                <w:sz w:val="15"/>
+              </w:rPr>
+              <w:t>1.0000</w:t>
+            </w:r>
+          </w:p>
+        </w:tc>
+        <w:tc>
+          <w:tcPr>
+            <w:tcW w:type="dxa" w:w="1860"/>
+            <w:vAlign w:val="center"/>
+          </w:tcPr>
+          <w:p>
+            <w:pPr>
+              <w:spacing w:before="0" w:after="0" w:line="240" w:lineRule="auto"/>
+              <w:jc w:val="center"/>
+            </w:pPr>
+            <w:r>
+              <w:rPr>
+                <w:sz w:val="15"/>
+              </w:rPr>
+              <w:t>1.0000</w:t>
+            </w:r>
+          </w:p>
+        </w:tc>
+      </w:tr>
+      <w:tr>
+        <w:tc>
+          <w:tcPr>
+            <w:tcW w:type="dxa" w:w="3000"/>
+            <w:vAlign w:val="center"/>
+          </w:tcPr>
+          <w:p>
+            <w:pPr>
+              <w:spacing w:before="0" w:after="0" w:line="240" w:lineRule="auto"/>
+            </w:pPr>
+            <w:r>
+              <w:rPr>
+                <w:sz w:val="15"/>
+              </w:rPr>
+              <w:t>Answer correctness</w:t>
+            </w:r>
+          </w:p>
+        </w:tc>
+        <w:tc>
+          <w:tcPr>
+            <w:tcW w:type="dxa" w:w="1500"/>
+            <w:vAlign w:val="center"/>
+          </w:tcPr>
+          <w:p>
+            <w:pPr>
+              <w:spacing w:before="0" w:after="0" w:line="240" w:lineRule="auto"/>
+              <w:jc w:val="center"/>
+            </w:pPr>
+            <w:r>
+              <w:rPr>
+                <w:sz w:val="15"/>
+              </w:rPr>
+              <w:t>0.9866</w:t>
+            </w:r>
+          </w:p>
+        </w:tc>
+        <w:tc>
+          <w:tcPr>
+            <w:tcW w:type="dxa" w:w="1500"/>
+            <w:vAlign w:val="center"/>
+          </w:tcPr>
+          <w:p>
+            <w:pPr>
+              <w:spacing w:before="0" w:after="0" w:line="240" w:lineRule="auto"/>
+              <w:jc w:val="center"/>
+            </w:pPr>
+            <w:r>
+              <w:rPr>
+                <w:sz w:val="15"/>
+              </w:rPr>
+              <w:t>0.9642</w:t>
+            </w:r>
+          </w:p>
+        </w:tc>
+        <w:tc>
+          <w:tcPr>
+            <w:tcW w:type="dxa" w:w="1500"/>
+            <w:vAlign w:val="center"/>
+          </w:tcPr>
+          <w:p>
+            <w:pPr>
+              <w:spacing w:before="0" w:after="0" w:line="240" w:lineRule="auto"/>
+              <w:jc w:val="center"/>
+            </w:pPr>
+            <w:r>
+              <w:rPr>
+                <w:sz w:val="15"/>
+              </w:rPr>
+              <w:t>0.8933</w:t>
+            </w:r>
+          </w:p>
+        </w:tc>
+        <w:tc>
+          <w:tcPr>
+            <w:tcW w:type="dxa" w:w="1860"/>
+            <w:vAlign w:val="center"/>
+          </w:tcPr>
+          <w:p>
+            <w:pPr>
+              <w:spacing w:before="0" w:after="0" w:line="240" w:lineRule="auto"/>
+              <w:jc w:val="center"/>
+            </w:pPr>
+            <w:r>
+              <w:rPr>
+                <w:sz w:val="15"/>
+              </w:rPr>
+              <w:t>0.9481</w:t>
+            </w:r>
+          </w:p>
+        </w:tc>
+      </w:tr>
+      <w:tr>
+        <w:tc>
+          <w:tcPr>
+            <w:tcW w:type="dxa" w:w="3000"/>
+            <w:vAlign w:val="center"/>
+          </w:tcPr>
+          <w:p>
+            <w:pPr>
+              <w:spacing w:before="0" w:after="0" w:line="240" w:lineRule="auto"/>
+            </w:pPr>
+            <w:r>
+              <w:rPr>
+                <w:sz w:val="15"/>
+              </w:rPr>
+              <w:t>Answer similarity</w:t>
+            </w:r>
+          </w:p>
+        </w:tc>
+        <w:tc>
+          <w:tcPr>
+            <w:tcW w:type="dxa" w:w="1500"/>
+            <w:vAlign w:val="center"/>
+          </w:tcPr>
+          <w:p>
+            <w:pPr>
+              <w:spacing w:before="0" w:after="0" w:line="240" w:lineRule="auto"/>
+              <w:jc w:val="center"/>
+            </w:pPr>
+            <w:r>
+              <w:rPr>
+                <w:sz w:val="15"/>
+              </w:rPr>
+              <w:t>0.9465</w:t>
+            </w:r>
+          </w:p>
+        </w:tc>
+        <w:tc>
+          <w:tcPr>
+            <w:tcW w:type="dxa" w:w="1500"/>
+            <w:vAlign w:val="center"/>
+          </w:tcPr>
+          <w:p>
+            <w:pPr>
+              <w:spacing w:before="0" w:after="0" w:line="240" w:lineRule="auto"/>
+              <w:jc w:val="center"/>
+            </w:pPr>
+            <w:r>
+              <w:rPr>
+                <w:sz w:val="15"/>
+              </w:rPr>
+              <w:t>0.8570</w:t>
+            </w:r>
+          </w:p>
+        </w:tc>
+        <w:tc>
+          <w:tcPr>
+            <w:tcW w:type="dxa" w:w="1500"/>
+            <w:vAlign w:val="center"/>
+          </w:tcPr>
+          <w:p>
+            <w:pPr>
+              <w:spacing w:before="0" w:after="0" w:line="240" w:lineRule="auto"/>
+              <w:jc w:val="center"/>
+            </w:pPr>
+            <w:r>
+              <w:rPr>
+                <w:sz w:val="15"/>
+              </w:rPr>
+              <w:t>0.8232</w:t>
+            </w:r>
+          </w:p>
+        </w:tc>
+        <w:tc>
+          <w:tcPr>
+            <w:tcW w:type="dxa" w:w="1860"/>
+            <w:vAlign w:val="center"/>
+          </w:tcPr>
+          <w:p>
+            <w:pPr>
+              <w:spacing w:before="0" w:after="0" w:line="240" w:lineRule="auto"/>
+              <w:jc w:val="center"/>
+            </w:pPr>
+            <w:r>
+              <w:rPr>
+                <w:sz w:val="15"/>
+              </w:rPr>
+              <w:t>0.8756</w:t>
+            </w:r>
+          </w:p>
+        </w:tc>
+      </w:tr>
+    </w:tbl>
+    <w:p>
+      <w:r>
+        <w:t>Observed behavior. Context precision and context recall were 1.0000 for all three questions, indicating strong reference-aligned retrieval in this sample. Q220 combined 0.9866 correctness with 0.5000 faithfulness, showing that reference agreement alone cannot replace claim-to-context verification. Q1016 was strong across all measures. Q1226 was fully grounded but less concise and reference-aligned, reflected in lower relevancy and similarity.</w:t>
+      </w:r>
+    </w:p>
+    <w:p>
+      <w:r>
+        <w:t>Scope and hardware observation. These three fully scored questions are a development sample, not a held-out production benchmark. Local qwen3:8b both generated and judged answers, so human review remains necessary to control self-judge bias. The sample was kept at three because sustained local inference caused significant MacBook heat; this is a machine resource constraint and not an observed algorithm failure.</w:t>
+      </w:r>
+    </w:p>
+    <w:p>
+      <w:pPr>
         <w:pStyle w:val="Heading1"/>
       </w:pPr>
       <w:r>

--- a/shared_output/Q3_Guardrails_Eval_Agents/Q3_Guardrails_Eval_Agents.docx
+++ b/shared_output/Q3_Guardrails_Eval_Agents/Q3_Guardrails_Eval_Agents.docx
@@ -46,13 +46,21 @@
         <w:spacing w:after="120" w:line="264" w:lineRule="auto"/>
       </w:pPr>
       <w:r>
-        <w:rPr>
-          <w:b/>
-        </w:rPr>
-        <w:t>Defense in depth.</w:t>
+        <w:t>Defense in depth. Normalize untrusted query and chunk text with Unicode compatibility folding, invisible-character removal, and conservative homoglyph/leet mapping. Check word-preserving and compact forms with high-signal patterns, then use an independently tested local semantic detector for injection intent beyond regex. Detector errors fail closed. Quarantine flagged chunks by ID, verify only the safe set, and emit structured audit events without logging malicious source text.</w:t>
       </w:r>
+    </w:p>
+    <w:p>
+      <w:pPr>
+        <w:pStyle w:val="Heading2"/>
+      </w:pPr>
       <w:r>
-        <w:t xml:space="preserve"> Screen each retrieved chunk with deterministic high-signal patterns; optionally use a local classifier for ambiguous text. Quarantine flagged chunks, log only source IDs/hashes and reasons, then verify the remaining evidence. If evidence becomes insufficient, retrieve once more with a refined query. The model is explicitly told to ignore instructions inside sources, and no corpus text can trigger tools or change policy.</w:t>
+        <w:t>Read-only vector-store boundary</w:t>
+      </w:r>
+    </w:p>
+    <w:p>
+      <w:pPr/>
+      <w:r>
+        <w:t>Implemented control. The Q2 runtime locks the canonical Chroma files read-only, refuses an unlocked index, and queries a private disposable snapshot through an adapter exposing only query(). Add, upsert, update, delete, and modify are denied. Questions become vectors and allowed structured filters rather than SQL. Embedded PersistentClient has no credential-based RBAC, so the local rag_reader boundary is enforced by operating-system permissions; a true service principal requires an authenticated server deployment.</w:t>
       </w:r>
     </w:p>
     <w:tbl>
@@ -169,14 +177,8 @@
             <w:vAlign w:val="top"/>
           </w:tcPr>
           <w:p>
-            <w:pPr>
-              <w:spacing w:after="40"/>
-            </w:pPr>
             <w:r>
-              <w:rPr>
-                <w:sz w:val="17"/>
-              </w:rPr>
-              <w:t>Pattern/classifier scan over every chunk; preserve source provenance.</w:t>
+              <w:t>Normalize Unicode/spacing tricks; run word and compact patterns plus optional semantic intent detection.</w:t>
             </w:r>
           </w:p>
         </w:tc>
@@ -192,14 +194,8 @@
             <w:vAlign w:val="top"/>
           </w:tcPr>
           <w:p>
-            <w:pPr>
-              <w:spacing w:after="40"/>
-            </w:pPr>
             <w:r>
-              <w:rPr>
-                <w:sz w:val="17"/>
-              </w:rPr>
-              <w:t>Quarantine the chunk, record reason, re-verify safe evidence.</w:t>
+              <w:t>Quarantine by ID, log detection layer, and re-verify safe evidence; fail closed if the semantic detector errors.</w:t>
             </w:r>
           </w:p>
         </w:tc>
@@ -484,6 +480,38 @@
                 <w:sz w:val="17"/>
               </w:rPr>
               <w:t>Replace unsafe output with a safe general response or abstention.</w:t>
+            </w:r>
+          </w:p>
+        </w:tc>
+      </w:tr>
+      <w:tr>
+        <w:tc>
+          <w:tcPr>
+            <w:tcW w:type="dxa" w:w="3120"/>
+          </w:tcPr>
+          <w:p>
+            <w:r>
+              <w:t>Read-only vector store</w:t>
+            </w:r>
+          </w:p>
+        </w:tc>
+        <w:tc>
+          <w:tcPr>
+            <w:tcW w:type="dxa" w:w="3120"/>
+          </w:tcPr>
+          <w:p>
+            <w:r>
+              <w:t>Require locked canonical Chroma files; use a disposable snapshot and query-only adapter; allow-list filter keys and never construct SQL.</w:t>
+            </w:r>
+          </w:p>
+        </w:tc>
+        <w:tc>
+          <w:tcPr>
+            <w:tcW w:type="dxa" w:w="3120"/>
+          </w:tcPr>
+          <w:p>
+            <w:r>
+              <w:t>Fail startup if unlocked; deny mutation methods. Unlock only for an explicit offline index rebuild, then relock.</w:t>
             </w:r>
           </w:p>
         </w:tc>
@@ -1050,7 +1078,7 @@
         <w:spacing w:after="120" w:line="264" w:lineRule="auto"/>
       </w:pPr>
       <w:r>
-        <w:t>Run retrieval first and compute Recall@k and MRR from annotated chunk IDs. Then generate answers and parse citations. Reject unknown IDs deterministically. Split the answer into atomic factual claims and ask qwen3:8b, at temperature 0 with JSON output, whether each claim is directly supported by the cited passages. A second human reviewer audits disagreements, all safety failures, and a random sample. Report results by question type, not only as an overall average.</w:t>
+        <w:t>Run retrieval first and compute Recall@k and MRR from annotated chunk IDs. Then generate answers and parse citations. Reject unknown IDs deterministically. Split the answer into atomic factual claims and ask qwen3:8b, at temperature 0 with JSON output, for total claims, supported claims, and unsupported claims. Compute faithfulness deterministically as supported claims divided by total claims, allowing fractional credit. A second human reviewer audits disagreements, all safety failures, and a random sample.</w:t>
       </w:r>
     </w:p>
     <w:p>
@@ -2545,7 +2573,7 @@
         <w:spacing w:after="120" w:line="264" w:lineRule="auto"/>
       </w:pPr>
       <w:r>
-        <w:t>Query → Retriever → Safety → Verifier. If sufficient, the Answerer generates once and the system validates citation IDs and claim support. If unsafe chunks are removed, the Verifier rechecks the reduced set. If evidence is insufficient, the Verifier supplies a refined query and returns to retrieval. Permit at most two retrieval retries. Empty safe evidence, exhausted retries, invalid citations, or faithfulness below 0.90 routes to the exact abstention response. State is passed as structured data, which keeps decisions reproducible and testable.</w:t>
+        <w:t>Query → normalized Safety screen → Retriever → chunk Safety screen → optional embedding-similarity gate → Verifier. If sufficient, the Answerer receives only approved chunks and no tool handles, then the system validates answer type, citation IDs, and fractional claim support. Unsafe chunks are quarantined and the reduced set is rechecked. Permit at most two retrieval retries; empty safe evidence, no-progress refinement, invalid output, or faithfulness below 0.90 routes to the exact abstention response.</w:t>
       </w:r>
     </w:p>
     <w:p>
@@ -2577,7 +2605,7 @@
         <w:spacing w:after="120" w:line="264" w:lineRule="auto"/>
       </w:pPr>
       <w:r>
-        <w:t>The companion snippets_q3.py provides detect_prompt_injection(text), a local-Ollama faithfulness_check(answer, cited_chunks), and dependency-injected orchestration. Production integration should add schema validation, retries for transient Ollama errors, authenticated access to MLflow, and reviewer-approved emergency wording.</w:t>
+        <w:t>The companion snippets_q3.py implements security normalization, layered regex and optional semantic injection detection, a replaceable non-LLM evidence similarity check, structured security audit callbacks, fractional local-Ollama faithfulness scoring, and dependency-injected orchestration. The Answerer is passed only verifier-approved evidence and exposes no tool interface through this contract, plus a query-only vector-store contract aligned with the implemented Q2 read-only Chroma adapter.</w:t>
       </w:r>
     </w:p>
     <w:sectPr>

--- a/shared_output/Q3_Guardrails_Eval_Agents/Q3_Guardrails_Eval_Agents.docx
+++ b/shared_output/Q3_Guardrails_Eval_Agents/Q3_Guardrails_Eval_Agents.docx
@@ -2194,7 +2194,7 @@
         <w:pStyle w:val="Heading1"/>
       </w:pPr>
       <w:r>
-        <w:t>3. Multi-agent workflow</w:t>
+        <w:t>3. Guarded multi-agent workflow design</w:t>
       </w:r>
     </w:p>
     <w:tbl>
@@ -2573,7 +2573,46 @@
         <w:spacing w:after="120" w:line="264" w:lineRule="auto"/>
       </w:pPr>
       <w:r>
-        <w:t>Query → normalized Safety screen → Retriever → chunk Safety screen → optional embedding-similarity gate → Verifier. If sufficient, the Answerer receives only approved chunks and no tool handles, then the system validates answer type, citation IDs, and fractional claim support. Unsafe chunks are quarantined and the reduced set is rechecked. Permit at most two retrieval retries; empty safe evidence, no-progress refinement, invalid output, or faithfulness below 0.90 routes to the exact abstention response.</w:t>
+        <w:t>Workflow. START → query Safety screen → read-only Hybrid Retriever → retrieved-chunk Safety screen → optional evidence-similarity gate → Verifier. A sufficient verdict passes only approved chunk IDs to the Answerer; the candidate answer then passes citation and claim-support validation before END. Insufficient evidence produces one focused refined query and returns to retrieval, with at most two retries. Unsafe input, an unlocked vector index, empty safe evidence, no-progress refinement, invalid output, exhausted retries, or faithfulness below 0.90 routes to the exact abstention response. Every stage emits sanitized audit metadata to the evaluation/MLflow trace.</w:t>
+      </w:r>
+    </w:p>
+    <w:p>
+      <w:pPr>
+        <w:jc w:val="center"/>
+      </w:pPr>
+      <w:r>
+        <w:drawing>
+          <wp:inline xmlns:a="http://schemas.openxmlformats.org/drawingml/2006/main" xmlns:pic="http://schemas.openxmlformats.org/drawingml/2006/picture">
+            <wp:extent cx="6355080" cy="2542032"/>
+            <wp:docPr id="1" name="Picture 1"/>
+            <wp:cNvGraphicFramePr>
+              <a:graphicFrameLocks noChangeAspect="1"/>
+            </wp:cNvGraphicFramePr>
+            <a:graphic>
+              <a:graphicData uri="http://schemas.openxmlformats.org/drawingml/2006/picture">
+                <pic:pic>
+                  <pic:nvPicPr>
+                    <pic:cNvPr id="0" name="Q3_GUARDRAIL_EVAL_AGENT_WORKFLOW.png"/>
+                    <pic:cNvPicPr/>
+                  </pic:nvPicPr>
+                  <pic:blipFill>
+                    <a:blip r:embed="rId11"/>
+                    <a:stretch>
+                      <a:fillRect/>
+                    </a:stretch>
+                  </pic:blipFill>
+                  <pic:spPr>
+                    <a:xfrm>
+                      <a:off x="0" y="0"/>
+                      <a:ext cx="6355080" cy="2542032"/>
+                    </a:xfrm>
+                    <a:prstGeom prst="rect"/>
+                  </pic:spPr>
+                </pic:pic>
+              </a:graphicData>
+            </a:graphic>
+          </wp:inline>
+        </w:drawing>
       </w:r>
     </w:p>
     <w:p>
